--- a/downloads/documents/05 Materials/Unit 01/Slides/Slides 01.12 - Is This Food Video True.docx
+++ b/downloads/documents/05 Materials/Unit 01/Slides/Slides 01.12 - Is This Food Video True.docx
@@ -768,7 +768,7 @@
         <w:pStyle w:val="Compact"/>
       </w:pPr>
       <w:r>
-        <w:t xml:space="preserve">Run the do now video against our checklist. One question at a time.</w:t>
+        <w:t xml:space="preserve">Run today’s video against our checklist. One question at a time.</w:t>
       </w:r>
     </w:p>
     <w:p>
@@ -974,7 +974,7 @@
         <w:t xml:space="preserve"> </w:t>
       </w:r>
       <w:r>
-        <w:t xml:space="preserve">Notes: The Label Reading Quiz comes after Lab 2. The checklist goes back on the screen for two minutes before it.</w:t>
+        <w:t xml:space="preserve">Notes: The Label Reading Quiz opens the next period, before the Lab 2 prep. The checklist goes back on the screen for two minutes before it.</w:t>
       </w:r>
     </w:p>
     <w:sectPr>
